--- a/resume/YinWei_Resume_EN.docx
+++ b/resume/YinWei_Resume_EN.docx
@@ -1294,7 +1294,7 @@
             <w:color w:val="0563C1"/>
             <w:u w:val="single"/>
           </w:rPr>
-          <w:t xml:space="preserve">https://github.com/invy95/myCode/raw/cursor/talentsai-agentic-6afc/resume/talentsai/TalentsAI_AgenticCoding%E9%87%91%E8%9E%8D_%E6%9C%BA%E4%BC%9A%E8%83%9C%E4%BB%BB%E4%B8%8E%E8%83%BD%E5%8A%9B%E8%AF%81%E6%98%8E.docx</w:t>
+          <w:t xml:space="preserve">https://github.com/invy95/myCode/raw/cursor/skills-only-6afc/resume/skills/Finance_Research_Skills.docx</w:t>
         </w:r>
       </w:hyperlink>
     </w:p>

--- a/resume/YinWei_Resume_EN.docx
+++ b/resume/YinWei_Resume_EN.docx
@@ -1294,7 +1294,7 @@
             <w:color w:val="0563C1"/>
             <w:u w:val="single"/>
           </w:rPr>
-          <w:t xml:space="preserve">https://github.com/invy95/myCode/raw/cursor/skills-only-6afc/resume/skills/Finance_Research_Skills.docx</w:t>
+          <w:t xml:space="preserve">https://github.com/invy95/myCode/raw/cursor/skills-public-6afc/Finance_Research_Skills.docx</w:t>
         </w:r>
       </w:hyperlink>
     </w:p>

--- a/resume/YinWei_Resume_EN.docx
+++ b/resume/YinWei_Resume_EN.docx
@@ -1283,7 +1283,7 @@
           <w:b w:val="0"/>
           <w:sz w:val="17"/>
         </w:rPr>
-        <w:t xml:space="preserve">Financial investment-research Skills: </w:t>
+        <w:t xml:space="preserve">Investment-research Skills (English): </w:t>
       </w:r>
       <w:hyperlink r:id="rId9">
         <w:r>
@@ -1294,7 +1294,7 @@
             <w:color w:val="0563C1"/>
             <w:u w:val="single"/>
           </w:rPr>
-          <w:t xml:space="preserve">https://github.com/invy95/myCode/raw/cursor/skills-public-6afc/Finance_Research_Skills.docx</w:t>
+          <w:t xml:space="preserve">https://github.com/invy95/myCode/raw/cursor/skills-public-6afc/Finance_Research_Skills_EN.docx</w:t>
         </w:r>
       </w:hyperlink>
     </w:p>
